--- a/FuentesCurso/UD 04. Gestion de imagenes en Docker/UD 04.03 - Caso practico 01 - Creando imagen Ubuntu con nano.docx
+++ b/FuentesCurso/UD 04. Gestion de imagenes en Docker/UD 04.03 - Caso practico 01 - Creando imagen Ubuntu con nano.docx
@@ -22,12 +22,13 @@
         <w:rPr>
           <w:rFonts w:ascii="Proxima Nova" w:cs="Proxima Nova" w:eastAsia="Proxima Nova" w:hAnsi="Proxima Nova"/>
           <w:b w:val="0"/>
+          <w:bCs w:val="0"/>
           <w:color w:val="669966"/>
           <w:sz w:val="48"/>
           <w:szCs w:val="48"/>
           <w:rtl w:val="0"/>
         </w:rPr>
-        <w:t xml:space="preserve">Introducción a Docker</w:t>
+        <w:t xml:space="preserve">Introducción a Docker y Kubernetes</w:t>
       </w:r>
       <w:r>
         <w:rPr>
@@ -73,12 +74,12 @@
           <wp:inline distB="114300" distT="114300" distL="114300" distR="114300">
             <wp:extent cx="447675" cy="57150"/>
             <wp:effectExtent b="0" l="0" r="0" t="0"/>
-            <wp:docPr descr="short line" id="4" name="image5.png"/>
+            <wp:docPr descr="short line" id="4" name="image4.png"/>
             <a:graphic>
               <a:graphicData uri="http://schemas.openxmlformats.org/drawingml/2006/picture">
                 <pic:pic>
                   <pic:nvPicPr>
-                    <pic:cNvPr descr="short line" id="0" name="image5.png"/>
+                    <pic:cNvPr descr="short line" id="0" name="image4.png"/>
                     <pic:cNvPicPr preferRelativeResize="0"/>
                   </pic:nvPicPr>
                   <pic:blipFill>
@@ -129,12 +130,12 @@
           <wp:inline distB="114300" distT="114300" distL="114300" distR="114300">
             <wp:extent cx="6120000" cy="444500"/>
             <wp:effectExtent b="0" l="0" r="0" t="0"/>
-            <wp:docPr id="1" name="image3.png"/>
+            <wp:docPr id="1" name="image2.png"/>
             <a:graphic>
               <a:graphicData uri="http://schemas.openxmlformats.org/drawingml/2006/picture">
                 <pic:pic>
                   <pic:nvPicPr>
-                    <pic:cNvPr id="0" name="image3.png"/>
+                    <pic:cNvPr id="0" name="image2.png"/>
                     <pic:cNvPicPr preferRelativeResize="0"/>
                   </pic:nvPicPr>
                   <pic:blipFill>
@@ -291,7 +292,7 @@
           <w:szCs w:val="32"/>
           <w:rtl w:val="0"/>
         </w:rPr>
-        <w:t xml:space="preserve">Actualizado Febrero 2025</w:t>
+        <w:t xml:space="preserve">Actualizado Enero 2026</w:t>
       </w:r>
     </w:p>
     <w:p>
@@ -322,6 +323,7 @@
         <w:rPr>
           <w:rFonts w:ascii="Verdana" w:cs="Verdana" w:eastAsia="Verdana" w:hAnsi="Verdana"/>
           <w:b w:val="1"/>
+          <w:bCs w:val="1"/>
           <w:sz w:val="20"/>
           <w:szCs w:val="20"/>
         </w:rPr>
@@ -346,6 +348,7 @@
         <w:rPr>
           <w:rFonts w:ascii="Verdana" w:cs="Verdana" w:eastAsia="Verdana" w:hAnsi="Verdana"/>
           <w:b w:val="1"/>
+          <w:bCs w:val="1"/>
           <w:sz w:val="20"/>
           <w:szCs w:val="20"/>
           <w:rtl w:val="0"/>
@@ -374,12 +377,12 @@
             <wp:extent cx="922564" cy="322898"/>
             <wp:effectExtent b="0" l="0" r="0" t="0"/>
             <wp:wrapSquare wrapText="bothSides" distB="57150" distT="57150" distL="57150" distR="57150"/>
-            <wp:docPr id="2" name="image4.png"/>
+            <wp:docPr id="2" name="image1.png"/>
             <a:graphic>
               <a:graphicData uri="http://schemas.openxmlformats.org/drawingml/2006/picture">
                 <pic:pic>
                   <pic:nvPicPr>
-                    <pic:cNvPr id="0" name="image4.png"/>
+                    <pic:cNvPr id="0" name="image1.png"/>
                     <pic:cNvPicPr preferRelativeResize="0"/>
                   </pic:nvPicPr>
                   <pic:blipFill>
@@ -464,6 +467,7 @@
         <w:ind w:left="0" w:right="57" w:firstLine="0"/>
         <w:rPr>
           <w:b w:val="1"/>
+          <w:bCs w:val="1"/>
         </w:rPr>
       </w:pPr>
       <w:r>
@@ -477,6 +481,7 @@
       <w:r>
         <w:rPr>
           <w:b w:val="1"/>
+          <w:bCs w:val="1"/>
           <w:rtl w:val="0"/>
         </w:rPr>
         <w:t xml:space="preserve">Importante</w:t>
@@ -507,6 +512,7 @@
         <w:ind w:left="0" w:right="57" w:firstLine="0"/>
         <w:rPr>
           <w:b w:val="1"/>
+          <w:bCs w:val="1"/>
         </w:rPr>
       </w:pPr>
       <w:r>
@@ -530,6 +536,7 @@
       <w:r>
         <w:rPr>
           <w:b w:val="1"/>
+          <w:bCs w:val="1"/>
           <w:rtl w:val="0"/>
         </w:rPr>
         <w:t xml:space="preserve">Atención</w:t>
@@ -561,6 +568,7 @@
         <w:rPr>
           <w:rFonts w:ascii="Arial" w:cs="Arial" w:eastAsia="Arial" w:hAnsi="Arial"/>
           <w:b w:val="1"/>
+          <w:bCs w:val="1"/>
           <w:smallCaps w:val="1"/>
           <w:sz w:val="16"/>
           <w:szCs w:val="16"/>
@@ -583,6 +591,7 @@
       <w:r>
         <w:rPr>
           <w:b w:val="1"/>
+          <w:bCs w:val="1"/>
           <w:rtl w:val="0"/>
         </w:rPr>
         <w:t xml:space="preserve">Interesante</w:t>
@@ -595,7 +604,7 @@
     </w:p>
     <w:sdt>
       <w:sdtPr>
-        <w:id w:val="-516781602"/>
+        <w:id w:val="537154258"/>
         <w:docPartObj>
           <w:docPartGallery w:val="Table of Contents"/>
           <w:docPartUnique w:val="1"/>
@@ -613,6 +622,7 @@
             <w:rPr>
               <w:rFonts w:ascii="Verdana" w:cs="Verdana" w:eastAsia="Verdana" w:hAnsi="Verdana"/>
               <w:b w:val="1"/>
+              <w:bCs w:val="1"/>
               <w:sz w:val="16"/>
               <w:szCs w:val="16"/>
             </w:rPr>
@@ -626,6 +636,7 @@
             <w:rPr>
               <w:rFonts w:ascii="Arial" w:cs="Arial" w:eastAsia="Arial" w:hAnsi="Arial"/>
               <w:b w:val="1"/>
+              <w:bCs w:val="1"/>
               <w:smallCaps w:val="1"/>
               <w:sz w:val="16"/>
               <w:szCs w:val="16"/>
@@ -638,6 +649,7 @@
               <w:rPr>
                 <w:rFonts w:ascii="Verdana" w:cs="Verdana" w:eastAsia="Verdana" w:hAnsi="Verdana"/>
                 <w:b w:val="1"/>
+                <w:bCs w:val="1"/>
                 <w:sz w:val="16"/>
                 <w:szCs w:val="16"/>
                 <w:rtl w:val="0"/>
@@ -649,6 +661,7 @@
             <w:rPr>
               <w:rFonts w:ascii="Verdana" w:cs="Verdana" w:eastAsia="Verdana" w:hAnsi="Verdana"/>
               <w:b w:val="1"/>
+              <w:bCs w:val="1"/>
               <w:sz w:val="16"/>
               <w:szCs w:val="16"/>
               <w:rtl w:val="0"/>
@@ -664,6 +677,7 @@
             <w:rPr>
               <w:rFonts w:ascii="Verdana" w:cs="Verdana" w:eastAsia="Verdana" w:hAnsi="Verdana"/>
               <w:b w:val="1"/>
+              <w:bCs w:val="1"/>
               <w:sz w:val="16"/>
               <w:szCs w:val="16"/>
               <w:rtl w:val="0"/>
@@ -690,6 +704,7 @@
             <w:rPr>
               <w:rFonts w:ascii="Verdana" w:cs="Verdana" w:eastAsia="Verdana" w:hAnsi="Verdana"/>
               <w:b w:val="1"/>
+              <w:bCs w:val="1"/>
               <w:sz w:val="16"/>
               <w:szCs w:val="16"/>
             </w:rPr>
@@ -698,6 +713,7 @@
             <w:rPr>
               <w:rFonts w:ascii="Arial" w:cs="Arial" w:eastAsia="Arial" w:hAnsi="Arial"/>
               <w:b w:val="1"/>
+              <w:bCs w:val="1"/>
               <w:smallCaps w:val="1"/>
               <w:sz w:val="16"/>
               <w:szCs w:val="16"/>
@@ -710,6 +726,7 @@
               <w:rPr>
                 <w:rFonts w:ascii="Verdana" w:cs="Verdana" w:eastAsia="Verdana" w:hAnsi="Verdana"/>
                 <w:b w:val="1"/>
+                <w:bCs w:val="1"/>
                 <w:sz w:val="16"/>
                 <w:szCs w:val="16"/>
                 <w:rtl w:val="0"/>
@@ -721,6 +738,7 @@
             <w:rPr>
               <w:rFonts w:ascii="Verdana" w:cs="Verdana" w:eastAsia="Verdana" w:hAnsi="Verdana"/>
               <w:b w:val="1"/>
+              <w:bCs w:val="1"/>
               <w:sz w:val="16"/>
               <w:szCs w:val="16"/>
               <w:rtl w:val="0"/>
@@ -736,6 +754,7 @@
             <w:rPr>
               <w:rFonts w:ascii="Verdana" w:cs="Verdana" w:eastAsia="Verdana" w:hAnsi="Verdana"/>
               <w:b w:val="1"/>
+              <w:bCs w:val="1"/>
               <w:sz w:val="16"/>
               <w:szCs w:val="16"/>
               <w:rtl w:val="0"/>
@@ -762,6 +781,7 @@
             <w:rPr>
               <w:rFonts w:ascii="Verdana" w:cs="Verdana" w:eastAsia="Verdana" w:hAnsi="Verdana"/>
               <w:b w:val="1"/>
+              <w:bCs w:val="1"/>
               <w:sz w:val="16"/>
               <w:szCs w:val="16"/>
             </w:rPr>
@@ -770,6 +790,7 @@
             <w:rPr>
               <w:rFonts w:ascii="Arial" w:cs="Arial" w:eastAsia="Arial" w:hAnsi="Arial"/>
               <w:b w:val="1"/>
+              <w:bCs w:val="1"/>
               <w:smallCaps w:val="1"/>
               <w:sz w:val="16"/>
               <w:szCs w:val="16"/>
@@ -782,6 +803,7 @@
               <w:rPr>
                 <w:rFonts w:ascii="Verdana" w:cs="Verdana" w:eastAsia="Verdana" w:hAnsi="Verdana"/>
                 <w:b w:val="1"/>
+                <w:bCs w:val="1"/>
                 <w:sz w:val="16"/>
                 <w:szCs w:val="16"/>
                 <w:rtl w:val="0"/>
@@ -793,6 +815,7 @@
             <w:rPr>
               <w:rFonts w:ascii="Verdana" w:cs="Verdana" w:eastAsia="Verdana" w:hAnsi="Verdana"/>
               <w:b w:val="1"/>
+              <w:bCs w:val="1"/>
               <w:sz w:val="16"/>
               <w:szCs w:val="16"/>
               <w:rtl w:val="0"/>
@@ -809,6 +832,7 @@
             <w:rPr>
               <w:rFonts w:ascii="Verdana" w:cs="Verdana" w:eastAsia="Verdana" w:hAnsi="Verdana"/>
               <w:b w:val="1"/>
+              <w:bCs w:val="1"/>
               <w:sz w:val="16"/>
               <w:szCs w:val="16"/>
               <w:rtl w:val="0"/>
@@ -835,6 +859,7 @@
             <w:rPr>
               <w:rFonts w:ascii="Verdana" w:cs="Verdana" w:eastAsia="Verdana" w:hAnsi="Verdana"/>
               <w:b w:val="1"/>
+              <w:bCs w:val="1"/>
               <w:sz w:val="16"/>
               <w:szCs w:val="16"/>
             </w:rPr>
@@ -843,6 +868,7 @@
             <w:rPr>
               <w:rFonts w:ascii="Arial" w:cs="Arial" w:eastAsia="Arial" w:hAnsi="Arial"/>
               <w:b w:val="1"/>
+              <w:bCs w:val="1"/>
               <w:smallCaps w:val="1"/>
               <w:sz w:val="16"/>
               <w:szCs w:val="16"/>
@@ -855,6 +881,7 @@
               <w:rPr>
                 <w:rFonts w:ascii="Verdana" w:cs="Verdana" w:eastAsia="Verdana" w:hAnsi="Verdana"/>
                 <w:b w:val="1"/>
+                <w:bCs w:val="1"/>
                 <w:sz w:val="16"/>
                 <w:szCs w:val="16"/>
                 <w:rtl w:val="0"/>
@@ -866,6 +893,7 @@
             <w:rPr>
               <w:rFonts w:ascii="Verdana" w:cs="Verdana" w:eastAsia="Verdana" w:hAnsi="Verdana"/>
               <w:b w:val="1"/>
+              <w:bCs w:val="1"/>
               <w:sz w:val="16"/>
               <w:szCs w:val="16"/>
               <w:rtl w:val="0"/>
@@ -881,6 +909,7 @@
             <w:rPr>
               <w:rFonts w:ascii="Verdana" w:cs="Verdana" w:eastAsia="Verdana" w:hAnsi="Verdana"/>
               <w:b w:val="1"/>
+              <w:bCs w:val="1"/>
               <w:sz w:val="16"/>
               <w:szCs w:val="16"/>
               <w:rtl w:val="0"/>
@@ -1045,7 +1074,9 @@
       <w:r>
         <w:rPr>
           <w:b w:val="1"/>
+          <w:bCs w:val="1"/>
           <w:i w:val="1"/>
+          <w:iCs w:val="1"/>
           <w:rtl w:val="0"/>
         </w:rPr>
         <w:t xml:space="preserve">Dockerfile</w:t>
@@ -1108,7 +1139,10 @@
               <w:rPr>
                 <w:rFonts w:ascii="Consolas" w:cs="Consolas" w:eastAsia="Consolas" w:hAnsi="Consolas"/>
                 <w:i w:val="1"/>
+                <w:iCs w:val="1"/>
                 <w:color w:val="999988"/>
+                <w:sz w:val="20"/>
+                <w:szCs w:val="20"/>
                 <w:shd w:fill="f8f8f8" w:val="clear"/>
               </w:rPr>
             </w:pPr>
@@ -1116,7 +1150,10 @@
               <w:rPr>
                 <w:rFonts w:ascii="Consolas" w:cs="Consolas" w:eastAsia="Consolas" w:hAnsi="Consolas"/>
                 <w:i w:val="1"/>
+                <w:iCs w:val="1"/>
                 <w:color w:val="999988"/>
+                <w:sz w:val="20"/>
+                <w:szCs w:val="20"/>
                 <w:shd w:fill="f8f8f8" w:val="clear"/>
                 <w:rtl w:val="0"/>
               </w:rPr>
@@ -1126,7 +1163,10 @@
               <w:rPr>
                 <w:rFonts w:ascii="Consolas" w:cs="Consolas" w:eastAsia="Consolas" w:hAnsi="Consolas"/>
                 <w:i w:val="1"/>
+                <w:iCs w:val="1"/>
                 <w:color w:val="333333"/>
+                <w:sz w:val="20"/>
+                <w:szCs w:val="20"/>
                 <w:shd w:fill="f8f8f8" w:val="clear"/>
                 <w:rtl w:val="0"/>
               </w:rPr>
@@ -1136,8 +1176,12 @@
               <w:rPr>
                 <w:rFonts w:ascii="Consolas" w:cs="Consolas" w:eastAsia="Consolas" w:hAnsi="Consolas"/>
                 <w:b w:val="1"/>
+                <w:bCs w:val="1"/>
                 <w:i w:val="1"/>
+                <w:iCs w:val="1"/>
                 <w:color w:val="333333"/>
+                <w:sz w:val="20"/>
+                <w:szCs w:val="20"/>
                 <w:shd w:fill="f8f8f8" w:val="clear"/>
                 <w:rtl w:val="0"/>
               </w:rPr>
@@ -1147,7 +1191,10 @@
               <w:rPr>
                 <w:rFonts w:ascii="Consolas" w:cs="Consolas" w:eastAsia="Consolas" w:hAnsi="Consolas"/>
                 <w:i w:val="1"/>
+                <w:iCs w:val="1"/>
                 <w:color w:val="333333"/>
+                <w:sz w:val="20"/>
+                <w:szCs w:val="20"/>
                 <w:shd w:fill="f8f8f8" w:val="clear"/>
                 <w:rtl w:val="0"/>
               </w:rPr>
@@ -1158,7 +1205,10 @@
               <w:rPr>
                 <w:rFonts w:ascii="Consolas" w:cs="Consolas" w:eastAsia="Consolas" w:hAnsi="Consolas"/>
                 <w:i w:val="1"/>
+                <w:iCs w:val="1"/>
                 <w:color w:val="999988"/>
+                <w:sz w:val="20"/>
+                <w:szCs w:val="20"/>
                 <w:shd w:fill="f8f8f8" w:val="clear"/>
                 <w:rtl w:val="0"/>
               </w:rPr>
@@ -1168,7 +1218,10 @@
               <w:rPr>
                 <w:rFonts w:ascii="Consolas" w:cs="Consolas" w:eastAsia="Consolas" w:hAnsi="Consolas"/>
                 <w:i w:val="1"/>
+                <w:iCs w:val="1"/>
                 <w:color w:val="333333"/>
+                <w:sz w:val="20"/>
+                <w:szCs w:val="20"/>
                 <w:shd w:fill="f8f8f8" w:val="clear"/>
                 <w:rtl w:val="0"/>
               </w:rPr>
@@ -1178,7 +1231,10 @@
               <w:rPr>
                 <w:rFonts w:ascii="Consolas" w:cs="Consolas" w:eastAsia="Consolas" w:hAnsi="Consolas"/>
                 <w:i w:val="1"/>
+                <w:iCs w:val="1"/>
                 <w:color w:val="999988"/>
+                <w:sz w:val="20"/>
+                <w:szCs w:val="20"/>
                 <w:shd w:fill="f8f8f8" w:val="clear"/>
                 <w:rtl w:val="0"/>
               </w:rPr>
@@ -1188,7 +1244,10 @@
               <w:rPr>
                 <w:rFonts w:ascii="Consolas" w:cs="Consolas" w:eastAsia="Consolas" w:hAnsi="Consolas"/>
                 <w:i w:val="1"/>
+                <w:iCs w:val="1"/>
                 <w:color w:val="333333"/>
+                <w:sz w:val="20"/>
+                <w:szCs w:val="20"/>
                 <w:shd w:fill="f8f8f8" w:val="clear"/>
                 <w:rtl w:val="0"/>
               </w:rPr>
@@ -1198,8 +1257,12 @@
               <w:rPr>
                 <w:rFonts w:ascii="Consolas" w:cs="Consolas" w:eastAsia="Consolas" w:hAnsi="Consolas"/>
                 <w:b w:val="1"/>
+                <w:bCs w:val="1"/>
                 <w:i w:val="1"/>
+                <w:iCs w:val="1"/>
                 <w:color w:val="333333"/>
+                <w:sz w:val="20"/>
+                <w:szCs w:val="20"/>
                 <w:shd w:fill="f8f8f8" w:val="clear"/>
                 <w:rtl w:val="0"/>
               </w:rPr>
@@ -1209,7 +1272,10 @@
               <w:rPr>
                 <w:rFonts w:ascii="Consolas" w:cs="Consolas" w:eastAsia="Consolas" w:hAnsi="Consolas"/>
                 <w:i w:val="1"/>
+                <w:iCs w:val="1"/>
                 <w:color w:val="333333"/>
+                <w:sz w:val="20"/>
+                <w:szCs w:val="20"/>
                 <w:shd w:fill="f8f8f8" w:val="clear"/>
                 <w:rtl w:val="0"/>
               </w:rPr>
@@ -1220,7 +1286,10 @@
               <w:rPr>
                 <w:rFonts w:ascii="Consolas" w:cs="Consolas" w:eastAsia="Consolas" w:hAnsi="Consolas"/>
                 <w:i w:val="1"/>
+                <w:iCs w:val="1"/>
                 <w:color w:val="999988"/>
+                <w:sz w:val="20"/>
+                <w:szCs w:val="20"/>
                 <w:shd w:fill="f8f8f8" w:val="clear"/>
                 <w:rtl w:val="0"/>
               </w:rPr>
@@ -1230,7 +1299,10 @@
               <w:rPr>
                 <w:rFonts w:ascii="Consolas" w:cs="Consolas" w:eastAsia="Consolas" w:hAnsi="Consolas"/>
                 <w:i w:val="1"/>
+                <w:iCs w:val="1"/>
                 <w:color w:val="333333"/>
+                <w:sz w:val="20"/>
+                <w:szCs w:val="20"/>
                 <w:shd w:fill="f8f8f8" w:val="clear"/>
                 <w:rtl w:val="0"/>
               </w:rPr>
@@ -1240,8 +1312,12 @@
               <w:rPr>
                 <w:rFonts w:ascii="Consolas" w:cs="Consolas" w:eastAsia="Consolas" w:hAnsi="Consolas"/>
                 <w:b w:val="1"/>
+                <w:bCs w:val="1"/>
                 <w:i w:val="1"/>
+                <w:iCs w:val="1"/>
                 <w:color w:val="333333"/>
+                <w:sz w:val="20"/>
+                <w:szCs w:val="20"/>
                 <w:shd w:fill="f8f8f8" w:val="clear"/>
                 <w:rtl w:val="0"/>
               </w:rPr>
@@ -1251,7 +1327,10 @@
               <w:rPr>
                 <w:rFonts w:ascii="Consolas" w:cs="Consolas" w:eastAsia="Consolas" w:hAnsi="Consolas"/>
                 <w:i w:val="1"/>
+                <w:iCs w:val="1"/>
                 <w:color w:val="333333"/>
+                <w:sz w:val="20"/>
+                <w:szCs w:val="20"/>
                 <w:shd w:fill="f8f8f8" w:val="clear"/>
                 <w:rtl w:val="0"/>
               </w:rPr>
@@ -1371,7 +1450,9 @@
       <w:r>
         <w:rPr>
           <w:b w:val="1"/>
+          <w:bCs w:val="1"/>
           <w:i w:val="1"/>
+          <w:iCs w:val="1"/>
           <w:rtl w:val="0"/>
         </w:rPr>
         <w:t xml:space="preserve">ubuntunano</w:t>
@@ -1385,7 +1466,9 @@
       <w:r>
         <w:rPr>
           <w:b w:val="1"/>
+          <w:bCs w:val="1"/>
           <w:i w:val="1"/>
+          <w:iCs w:val="1"/>
           <w:rtl w:val="0"/>
         </w:rPr>
         <w:t xml:space="preserve">Dockerfile</w:t>
@@ -1407,12 +1490,12 @@
           <wp:inline distB="114300" distT="114300" distL="114300" distR="114300">
             <wp:extent cx="5714138" cy="1839543"/>
             <wp:effectExtent b="0" l="0" r="0" t="0"/>
-            <wp:docPr id="3" name="image2.png"/>
+            <wp:docPr id="3" name="image3.png"/>
             <a:graphic>
               <a:graphicData uri="http://schemas.openxmlformats.org/drawingml/2006/picture">
                 <pic:pic>
                   <pic:nvPicPr>
-                    <pic:cNvPr id="0" name="image2.png"/>
+                    <pic:cNvPr id="0" name="image3.png"/>
                     <pic:cNvPicPr preferRelativeResize="0"/>
                   </pic:nvPicPr>
                   <pic:blipFill>
@@ -1476,7 +1559,9 @@
       <w:r>
         <w:rPr>
           <w:b w:val="1"/>
+          <w:bCs w:val="1"/>
           <w:i w:val="1"/>
+          <w:iCs w:val="1"/>
           <w:rtl w:val="0"/>
         </w:rPr>
         <w:t xml:space="preserve">nano prueba.txt</w:t>
@@ -2008,6 +2093,7 @@
     <w:rPr>
       <w:rFonts w:ascii="Arial" w:cs="Arial" w:eastAsia="Arial" w:hAnsi="Arial"/>
       <w:b w:val="0"/>
+      <w:bCs w:val="0"/>
       <w:smallCaps w:val="0"/>
       <w:color w:val="669966"/>
       <w:sz w:val="22"/>
@@ -2028,7 +2114,9 @@
     <w:rPr>
       <w:rFonts w:ascii="Arial" w:cs="Arial" w:eastAsia="Arial" w:hAnsi="Arial"/>
       <w:b w:val="1"/>
+      <w:bCs w:val="1"/>
       <w:i w:val="1"/>
+      <w:iCs w:val="1"/>
       <w:smallCaps w:val="0"/>
       <w:sz w:val="21"/>
       <w:szCs w:val="21"/>
@@ -2049,6 +2137,7 @@
     <w:rPr>
       <w:rFonts w:ascii="Arial" w:cs="Arial" w:eastAsia="Arial" w:hAnsi="Arial"/>
       <w:b w:val="1"/>
+      <w:bCs w:val="1"/>
       <w:smallCaps w:val="1"/>
       <w:sz w:val="24"/>
       <w:szCs w:val="24"/>
@@ -2066,6 +2155,7 @@
     </w:pPr>
     <w:rPr>
       <w:b w:val="1"/>
+      <w:bCs w:val="1"/>
       <w:sz w:val="20"/>
       <w:szCs w:val="20"/>
     </w:rPr>
@@ -2082,6 +2172,7 @@
     </w:pPr>
     <w:rPr>
       <w:b w:val="1"/>
+      <w:bCs w:val="1"/>
       <w:sz w:val="72"/>
       <w:szCs w:val="72"/>
     </w:rPr>
@@ -2099,6 +2190,7 @@
     <w:rPr>
       <w:rFonts w:ascii="Georgia" w:cs="Georgia" w:eastAsia="Georgia" w:hAnsi="Georgia"/>
       <w:i w:val="1"/>
+      <w:iCs w:val="1"/>
       <w:color w:val="666666"/>
       <w:sz w:val="48"/>
       <w:szCs w:val="48"/>
